--- a/dosyalar/calisma-kagitlari/7-sinif/arapca-7-sinif-calisma-kagitlari.docx
+++ b/dosyalar/calisma-kagitlari/7-sinif/arapca-7-sinif-calisma-kagitlari.docx
@@ -1024,7 +1024,7 @@
                 <w:szCs w:val="28"/>
                 <w:rtl/>
               </w:rPr>
-              <w:t xml:space="preserve">صَيْدَلِيٌّ</w:t>
+              <w:t xml:space="preserve">صَيْدَلِيٌّ</w:t>
             </w:r>
           </w:p>
         </w:tc>
@@ -1194,7 +1194,7 @@
                 <w:szCs w:val="28"/>
                 <w:rtl/>
               </w:rPr>
-              <w:t xml:space="preserve">نَجَّارٌ</w:t>
+              <w:t xml:space="preserve">نَجَّارٌ</w:t>
             </w:r>
           </w:p>
         </w:tc>
@@ -1364,7 +1364,7 @@
                 <w:szCs w:val="28"/>
                 <w:rtl/>
               </w:rPr>
-              <w:t xml:space="preserve">خَبَّازٌ</w:t>
+              <w:t xml:space="preserve">خَبَّازٌ</w:t>
             </w:r>
           </w:p>
         </w:tc>
@@ -1808,7 +1808,7 @@
                 <w:szCs w:val="30"/>
                 <w:rtl/>
               </w:rPr>
-              <w:t xml:space="preserve">حَدَّادٌ</w:t>
+              <w:t xml:space="preserve">حَدَّادٌ</w:t>
             </w:r>
           </w:p>
         </w:tc>
@@ -1904,7 +1904,7 @@
                 <w:szCs w:val="30"/>
                 <w:rtl/>
               </w:rPr>
-              <w:t xml:space="preserve">طَبَّاخٌ</w:t>
+              <w:t xml:space="preserve">طَبَّاخٌ</w:t>
             </w:r>
           </w:p>
         </w:tc>
@@ -2000,7 +2000,7 @@
                 <w:szCs w:val="30"/>
                 <w:rtl/>
               </w:rPr>
-              <w:t xml:space="preserve">حَلَّاقٌ</w:t>
+              <w:t xml:space="preserve">حَلَّاقٌ</w:t>
             </w:r>
           </w:p>
         </w:tc>
@@ -2096,7 +2096,7 @@
                 <w:szCs w:val="30"/>
                 <w:rtl/>
               </w:rPr>
-              <w:t xml:space="preserve">مُمَثِّلٌ</w:t>
+              <w:t xml:space="preserve">مُمَثِّلٌ</w:t>
             </w:r>
           </w:p>
         </w:tc>
@@ -2192,7 +2192,7 @@
                 <w:szCs w:val="30"/>
                 <w:rtl/>
               </w:rPr>
-              <w:t xml:space="preserve">رَسَّامٌ</w:t>
+              <w:t xml:space="preserve">رَسَّامٌ</w:t>
             </w:r>
           </w:p>
         </w:tc>
@@ -2565,7 +2565,7 @@
                 <w:szCs w:val="30"/>
                 <w:rtl/>
               </w:rPr>
-              <w:t xml:space="preserve">يَذْهَبُ إِلَى الْعَمَلِ فِي السَّاعَةِ الثَّامِنَةِ صَبَاحًا.</w:t>
+              <w:t xml:space="preserve">يَذْهَبُ إِلَى العَمَلِ فِي السَّاعَةِ الثَّامِنَةِ صَبَاحًا.</w:t>
             </w:r>
           </w:p>
           <w:p>
@@ -2583,7 +2583,7 @@
                 <w:szCs w:val="30"/>
                 <w:rtl/>
               </w:rPr>
-              <w:t xml:space="preserve">أُمِّي صَيْدَلِيَّةٌ تَعْمَلُ فِي صَيْدَلِيَّةٍ قَرِيبَةٍ مِنْ بَيْتِنَا.</w:t>
+              <w:t xml:space="preserve">أُمِّي صَيْدَلِيَّةٌ تَعْمَلُ فِي صَيْدَلِيَّةٍ قَرِيبَةٍ مِنْ بَيْتِنَا.</w:t>
             </w:r>
           </w:p>
           <w:p>
@@ -2601,7 +2601,7 @@
                 <w:szCs w:val="30"/>
                 <w:rtl/>
               </w:rPr>
-              <w:t xml:space="preserve">أَنَا أُرِيدُ أَنْ أَكُونَ طَبِيبًا فِي الْمُسْتَقْبَلِ.</w:t>
+              <w:t xml:space="preserve">أَنَا أُرِيدُ أَنْ أَكُونَ طَبِيبًا فِي المُسْتَقْبَلِ.</w:t>
             </w:r>
           </w:p>
         </w:tc>
@@ -2655,7 +2655,7 @@
           <w:szCs w:val="28"/>
           <w:rtl/>
         </w:rPr>
-        <w:t xml:space="preserve">مَا مِهْنَةُ الْأَبِ ؟</w:t>
+        <w:t xml:space="preserve">مَا مِهْنَةُ الأَبِ ؟</w:t>
       </w:r>
     </w:p>
     <w:p>
@@ -2711,7 +2711,7 @@
           <w:szCs w:val="28"/>
           <w:rtl/>
         </w:rPr>
-        <w:t xml:space="preserve">أَيْنَ تَعْمَلُ الْأُمُّ ؟</w:t>
+        <w:t xml:space="preserve">أَيْن تَعْمَلُ الأُمُّ ؟</w:t>
       </w:r>
     </w:p>
     <w:p>
@@ -2767,7 +2767,7 @@
           <w:szCs w:val="28"/>
           <w:rtl/>
         </w:rPr>
-        <w:t xml:space="preserve">مَتَى يَذْهَبُ الْأَبُ إِلَى الْعَمَلِ ؟</w:t>
+        <w:t xml:space="preserve">مَتَى يَذْهَبُ الأَبُ إِلَى العَمَلِ ؟</w:t>
       </w:r>
     </w:p>
     <w:p>
@@ -2823,7 +2823,7 @@
           <w:szCs w:val="28"/>
           <w:rtl/>
         </w:rPr>
-        <w:t xml:space="preserve">مَاذَا يُرِيدُ الْوَلَدُ أَنْ يَكُونَ ؟</w:t>
+        <w:t xml:space="preserve">مَاذَا يُرِيدُ الوَلَدُ أَنْ يَكُونَ ؟</w:t>
       </w:r>
     </w:p>
     <w:p>
@@ -3083,7 +3083,7 @@
                 <w:szCs w:val="28"/>
                 <w:rtl/>
               </w:rPr>
-              <w:t xml:space="preserve">اَلطَّبِيبُ ……………………… الْمَرْضَى.</w:t>
+              <w:t xml:space="preserve">اَلطَّبِيبُ ……………………… المَرْضَى.</w:t>
             </w:r>
           </w:p>
         </w:tc>
@@ -3155,7 +3155,7 @@
                 <w:szCs w:val="28"/>
                 <w:rtl/>
               </w:rPr>
-              <w:t xml:space="preserve">اَلْبَائِعُ ……………………… الْخُبْزَ.</w:t>
+              <w:t xml:space="preserve">اَلبَائِعُ ……………………… الخُبْزَ.</w:t>
             </w:r>
           </w:p>
         </w:tc>
@@ -3227,7 +3227,7 @@
                 <w:szCs w:val="28"/>
                 <w:rtl/>
               </w:rPr>
-              <w:t xml:space="preserve">اَلْمُهَنْدِسُ ……………………… الْبُيُوتَ.</w:t>
+              <w:t xml:space="preserve">اَلمُهَنْدِسُ ……………………… البُيُوتَ.</w:t>
             </w:r>
           </w:p>
         </w:tc>
@@ -3299,7 +3299,7 @@
                 <w:szCs w:val="28"/>
                 <w:rtl/>
               </w:rPr>
-              <w:t xml:space="preserve">أَبِي ……………………… فِي الْمَصْنَعِ.</w:t>
+              <w:t xml:space="preserve">أَبِي ……………………… فِي المَصْنَعِ.</w:t>
             </w:r>
           </w:p>
         </w:tc>
@@ -3371,7 +3371,7 @@
                 <w:szCs w:val="28"/>
                 <w:rtl/>
               </w:rPr>
-              <w:t xml:space="preserve">أُمِّي ……………………… فِي الْمَدْرَسَةِ.</w:t>
+              <w:t xml:space="preserve">أُمِّي ……………………… فِي المَدْرَسَةِ.</w:t>
             </w:r>
           </w:p>
         </w:tc>
@@ -4188,7 +4188,7 @@
                 <w:szCs w:val="30"/>
                 <w:rtl/>
               </w:rPr>
-              <w:t xml:space="preserve">مِهْنَةٌ   —   أُرِيدُ   —   أَنْ أَكُونَ   —   فِي الْمُسْتَقْبَلِ   —   لِأَنَّ   —   أُحِبُّ</w:t>
+              <w:t xml:space="preserve">مِهْنَةٌ   —   أُرِيدُ   —   أَنْ أَكُونَ   —   فِي المُسْتَقْبَلِ   —   لِأَنَّ   —   أُحِبُّ</w:t>
             </w:r>
           </w:p>
         </w:tc>
@@ -4736,7 +4736,7 @@
                 <w:szCs w:val="25"/>
                 <w:rtl/>
               </w:rPr>
-              <w:t xml:space="preserve">تَعْمَلُ فِي صَيْدَلِيَّةٍ قَرِيبَةٍ مِنَ الْبَيْتِ.</w:t>
+              <w:t xml:space="preserve">تَعْمَلُ فِي صَيْدَلِيَّةٍ قَرِيبَةٍ مِن البَيْتِ.</w:t>
             </w:r>
           </w:p>
           <w:p>
@@ -4754,7 +4754,7 @@
                 <w:szCs w:val="25"/>
                 <w:rtl/>
               </w:rPr>
-              <w:t xml:space="preserve">يَذْهَبُ فِي السَّاعَةِ الثَّامِنَةِ صَبَاحًا.</w:t>
+              <w:t xml:space="preserve">يَذْهَبُ فِي السَّاعَةِ الثَّامِنَةِ صَبَاحًا.</w:t>
             </w:r>
           </w:p>
           <w:p>
@@ -4835,7 +4835,7 @@
                 <w:szCs w:val="25"/>
                 <w:rtl/>
               </w:rPr>
-              <w:t xml:space="preserve">اَلطَّبِيبُ يُعَالِجُ الْمَرْضَى.</w:t>
+              <w:t xml:space="preserve">اَلطَّبِيبُ يُعَالِجُ المَرْضَى.</w:t>
             </w:r>
           </w:p>
           <w:p>
@@ -4853,7 +4853,7 @@
                 <w:szCs w:val="25"/>
                 <w:rtl/>
               </w:rPr>
-              <w:t xml:space="preserve">اَلْبَائِعُ يَبِيعُ الْخُبْزَ.</w:t>
+              <w:t xml:space="preserve">اَلبَائِعُ يَبِيعُ الخُبْزَ.</w:t>
             </w:r>
           </w:p>
           <w:p>
@@ -4871,7 +4871,7 @@
                 <w:szCs w:val="25"/>
                 <w:rtl/>
               </w:rPr>
-              <w:t xml:space="preserve">اَلْمُهَنْدِسُ يَبْنِي الْبُيُوتَ.</w:t>
+              <w:t xml:space="preserve">اَلمُهَنْدِسُ يَبْنِي البُيُوتَ.</w:t>
             </w:r>
           </w:p>
           <w:p>
@@ -4889,7 +4889,7 @@
                 <w:szCs w:val="25"/>
                 <w:rtl/>
               </w:rPr>
-              <w:t xml:space="preserve">أَبِي يَعْمَلُ فِي الْمَصْنَعِ.</w:t>
+              <w:t xml:space="preserve">أَبِي يَعْمَلُ فِي المَصْنَعِ.</w:t>
             </w:r>
           </w:p>
           <w:p>
@@ -4907,7 +4907,7 @@
                 <w:szCs w:val="25"/>
                 <w:rtl/>
               </w:rPr>
-              <w:t xml:space="preserve">أُمِّي تَعْمَلُ فِي الْمَدْرَسَةِ.</w:t>
+              <w:t xml:space="preserve">أُمِّي تَعْمَلُ فِي المَدْرَسَةِ.</w:t>
             </w:r>
           </w:p>
         </w:tc>
@@ -4988,7 +4988,7 @@
                 <w:szCs w:val="25"/>
                 <w:rtl/>
               </w:rPr>
-              <w:t xml:space="preserve">اَلطَّبِيبُ يَعْمَلُ فِي الْمُسْتَشْفَى.</w:t>
+              <w:t xml:space="preserve">اَلطَّبِيبُ يَعْمَلُ فِي المُسْتَشْفَى.</w:t>
             </w:r>
           </w:p>
           <w:p>
@@ -5024,7 +5024,7 @@
                 <w:szCs w:val="25"/>
                 <w:rtl/>
               </w:rPr>
-              <w:t xml:space="preserve">أُرِيدُ أَنْ أَكُونَ مُعَلِّمًا.</w:t>
+              <w:t xml:space="preserve">أُرِيدُ أَنْ أَكُونَ مُعَلِّمًا.</w:t>
             </w:r>
           </w:p>
           <w:p>
@@ -5042,7 +5042,7 @@
                 <w:szCs w:val="25"/>
                 <w:rtl/>
               </w:rPr>
-              <w:t xml:space="preserve">كُلُّ مِهْنَةٍ شَرِيفَةٌ.</w:t>
+              <w:t xml:space="preserve">كُلُّ مِهْنَةٍ شَرِيفَةٌ.</w:t>
             </w:r>
           </w:p>
         </w:tc>
@@ -6979,7 +6979,7 @@
                 <w:szCs w:val="28"/>
                 <w:rtl/>
               </w:rPr>
-              <w:t xml:space="preserve">اَلشِّتَاءُ</w:t>
+              <w:t xml:space="preserve">اَلشِّتَاءُ</w:t>
             </w:r>
           </w:p>
         </w:tc>
@@ -7149,7 +7149,7 @@
                 <w:szCs w:val="28"/>
                 <w:rtl/>
               </w:rPr>
-              <w:t xml:space="preserve">اَلصَّيْفُ</w:t>
+              <w:t xml:space="preserve">اَلصَّيْفُ</w:t>
             </w:r>
           </w:p>
         </w:tc>
@@ -7319,7 +7319,7 @@
                 <w:szCs w:val="28"/>
                 <w:rtl/>
               </w:rPr>
-              <w:t xml:space="preserve">اَلرَّبِيعُ</w:t>
+              <w:t xml:space="preserve">اَلرَّبِيعُ</w:t>
             </w:r>
           </w:p>
         </w:tc>
@@ -7489,7 +7489,7 @@
                 <w:szCs w:val="28"/>
                 <w:rtl/>
               </w:rPr>
-              <w:t xml:space="preserve">اَلْخَرِيفُ</w:t>
+              <w:t xml:space="preserve">اَلخَرِيفُ</w:t>
             </w:r>
           </w:p>
         </w:tc>
@@ -7659,7 +7659,7 @@
                 <w:szCs w:val="28"/>
                 <w:rtl/>
               </w:rPr>
-              <w:t xml:space="preserve">اَلْمَطَرُ</w:t>
+              <w:t xml:space="preserve">اَلمَطَرُ</w:t>
             </w:r>
           </w:p>
         </w:tc>
@@ -7829,7 +7829,7 @@
                 <w:szCs w:val="28"/>
                 <w:rtl/>
               </w:rPr>
-              <w:t xml:space="preserve">اَلثَّلْجُ</w:t>
+              <w:t xml:space="preserve">اَلثَّلْجُ</w:t>
             </w:r>
           </w:p>
         </w:tc>
@@ -8177,7 +8177,7 @@
                 <w:szCs w:val="30"/>
                 <w:rtl/>
               </w:rPr>
-              <w:t xml:space="preserve">حَارٌّ</w:t>
+              <w:t xml:space="preserve">حَارٌّ</w:t>
             </w:r>
           </w:p>
         </w:tc>
@@ -8980,7 +8980,7 @@
           <w:szCs w:val="28"/>
           <w:rtl/>
         </w:rPr>
-        <w:t xml:space="preserve">كَيْفَ الطَّقْسُ فِي الصَّيْفِ ؟</w:t>
+        <w:t xml:space="preserve">كَيْف الطَّقْسُ فِي الصَّيْفِ ؟</w:t>
       </w:r>
     </w:p>
     <w:p>
@@ -9109,7 +9109,7 @@
           <w:szCs w:val="28"/>
           <w:rtl/>
         </w:rPr>
-        <w:t xml:space="preserve">مَتَى يَنْزِلُ الثَّلْجُ ؟</w:t>
+        <w:t xml:space="preserve">مَتَى يَنْزِلُ الثَّلْجُ ؟</w:t>
       </w:r>
     </w:p>
     <w:p>
@@ -9238,7 +9238,7 @@
           <w:szCs w:val="28"/>
           <w:rtl/>
         </w:rPr>
-        <w:t xml:space="preserve">مَاذَا نَلْبَسُ فِي الشِّتَاءِ ؟</w:t>
+        <w:t xml:space="preserve">مَاذَا نَلْبَسُ فِي الشِّتَاءِ ؟</w:t>
       </w:r>
     </w:p>
     <w:p>
@@ -9367,7 +9367,7 @@
           <w:szCs w:val="28"/>
           <w:rtl/>
         </w:rPr>
-        <w:t xml:space="preserve">فِي أَيِّ فَصْلٍ تَتَفَتَّحُ الْأَزْهَارُ ؟</w:t>
+        <w:t xml:space="preserve">فِي أَيِّ فَصْلٍ تَتَفَتَّحُ الأَزْهَارُ ؟</w:t>
       </w:r>
     </w:p>
     <w:p>
@@ -9593,7 +9593,7 @@
                 <w:szCs w:val="30"/>
                 <w:rtl/>
               </w:rPr>
-              <w:t xml:space="preserve">حَارٌّ   —   بَارِدٌ   —   مُمْطِرٌ   —   مُشْمِسٌ   —   غَائِمٌ</w:t>
+              <w:t xml:space="preserve">حَارٌّ   —   بَارِدٌ   —   مُمْطِرٌ   —   مُشْمِسٌ   —   غَائِمٌ</w:t>
             </w:r>
           </w:p>
         </w:tc>
@@ -9700,7 +9700,7 @@
                 <w:szCs w:val="28"/>
                 <w:rtl/>
               </w:rPr>
-              <w:t xml:space="preserve">اَلطَّقْسُ فِي الصَّيْفِ ……………………… .</w:t>
+              <w:t xml:space="preserve">اَلطَّقْسُ فِي الصَّيْفِ ……………………… .</w:t>
             </w:r>
           </w:p>
         </w:tc>
@@ -9772,7 +9772,7 @@
                 <w:szCs w:val="28"/>
                 <w:rtl/>
               </w:rPr>
-              <w:t xml:space="preserve">اَلطَّقْسُ فِي الشِّتَاءِ ……………………… .</w:t>
+              <w:t xml:space="preserve">اَلطَّقْسُ فِي الشِّتَاءِ ……………………… .</w:t>
             </w:r>
           </w:p>
         </w:tc>
@@ -9844,7 +9844,7 @@
                 <w:szCs w:val="28"/>
                 <w:rtl/>
               </w:rPr>
-              <w:t xml:space="preserve">اَلسَّمَاءُ مَلِيئَةٌ بِالسُّحُبِ ، اَلْجَوُّ ……………………… .</w:t>
+              <w:t xml:space="preserve">اَلسَّمَاءُ مَلِيئَةٌ بِالسُّحُبِ ، اَلجَوُّ ……………………… .</w:t>
             </w:r>
           </w:p>
         </w:tc>
@@ -9916,7 +9916,7 @@
                 <w:szCs w:val="28"/>
                 <w:rtl/>
               </w:rPr>
-              <w:t xml:space="preserve">تَنْزِلُ الْأَمْطَارُ ، اَلْجَوُّ ……………………… .</w:t>
+              <w:t xml:space="preserve">تَنْزِلُ الأَمْطَارُ ، اَلجَوُّ ……………………… .</w:t>
             </w:r>
           </w:p>
         </w:tc>
@@ -9988,7 +9988,7 @@
                 <w:szCs w:val="28"/>
                 <w:rtl/>
               </w:rPr>
-              <w:t xml:space="preserve">اَلشَّمْسُ سَاطِعَةٌ ، اَلْجَوُّ ……………………… .</w:t>
+              <w:t xml:space="preserve">اَلشَّمْسُ سَاطِعَةٌ ، اَلجَوُّ ……………………… .</w:t>
             </w:r>
           </w:p>
         </w:tc>
@@ -10805,7 +10805,7 @@
                 <w:szCs w:val="30"/>
                 <w:rtl/>
               </w:rPr>
-              <w:t xml:space="preserve">اَلطَّقْسُ   —   فِي الصَّيْفِ   —   فِي الشِّتَاءِ   —   حَارٌّ   —   بَارِدٌ   —   أُحِبُّ</w:t>
+              <w:t xml:space="preserve">اَلطَّقْسُ   —   فِي الصَّيْفِ   —   فِي الشِّتَاءِ   —   حَارٌّ   —   بَارِدٌ   —   أُحِبُّ</w:t>
             </w:r>
           </w:p>
         </w:tc>
@@ -11398,7 +11398,7 @@
                 <w:szCs w:val="25"/>
                 <w:rtl/>
               </w:rPr>
-              <w:t xml:space="preserve">اَلطَّقْسُ فِي الصَّيْفِ حَارٌّ.</w:t>
+              <w:t xml:space="preserve">اَلطَّقْسُ فِي الصَّيْفِ حَارٌّ.</w:t>
             </w:r>
           </w:p>
           <w:p>
@@ -11416,7 +11416,7 @@
                 <w:szCs w:val="25"/>
                 <w:rtl/>
               </w:rPr>
-              <w:t xml:space="preserve">اَلطَّقْسُ فِي الشِّتَاءِ بَارِدٌ.</w:t>
+              <w:t xml:space="preserve">اَلطَّقْسُ فِي الشِّتَاءِ بَارِدٌ.</w:t>
             </w:r>
           </w:p>
           <w:p>
@@ -11434,7 +11434,7 @@
                 <w:szCs w:val="25"/>
                 <w:rtl/>
               </w:rPr>
-              <w:t xml:space="preserve">اَلْجَوُّ غَائِمٌ.</w:t>
+              <w:t xml:space="preserve">اَلجَوُّ غَائِمٌ.</w:t>
             </w:r>
           </w:p>
           <w:p>
@@ -11452,7 +11452,7 @@
                 <w:szCs w:val="25"/>
                 <w:rtl/>
               </w:rPr>
-              <w:t xml:space="preserve">اَلْجَوُّ مُمْطِرٌ.</w:t>
+              <w:t xml:space="preserve">اَلجَوُّ مُمْطِرٌ.</w:t>
             </w:r>
           </w:p>
           <w:p>
@@ -11470,7 +11470,7 @@
                 <w:szCs w:val="25"/>
                 <w:rtl/>
               </w:rPr>
-              <w:t xml:space="preserve">اَلْجَوُّ مُشْمِسٌ.</w:t>
+              <w:t xml:space="preserve">اَلجَوُّ مُشْمِسٌ.</w:t>
             </w:r>
           </w:p>
         </w:tc>
@@ -11533,7 +11533,7 @@
                 <w:szCs w:val="25"/>
                 <w:rtl/>
               </w:rPr>
-              <w:t xml:space="preserve">اَلْجَوُّ حَارٌّ الْيَوْمَ.</w:t>
+              <w:t xml:space="preserve">اَلجَوُّ حَارٌّ اليَوْمَ.</w:t>
             </w:r>
           </w:p>
           <w:p>
@@ -11551,7 +11551,7 @@
                 <w:szCs w:val="25"/>
                 <w:rtl/>
               </w:rPr>
-              <w:t xml:space="preserve">اَلْجَوُّ بَارِدٌ فِي الشِّتَاءِ.</w:t>
+              <w:t xml:space="preserve">اَلجَوُّ بَارِدٌ فِي الشِّتَاءِ.</w:t>
             </w:r>
           </w:p>
           <w:p>
@@ -11569,7 +11569,7 @@
                 <w:szCs w:val="25"/>
                 <w:rtl/>
               </w:rPr>
-              <w:t xml:space="preserve">تَنْزِلُ الْأَمْطَارُ.</w:t>
+              <w:t xml:space="preserve">تَنْزِلُ الأَمْطَارُ.</w:t>
             </w:r>
           </w:p>
           <w:p>
@@ -11587,7 +11587,7 @@
                 <w:szCs w:val="25"/>
                 <w:rtl/>
               </w:rPr>
-              <w:t xml:space="preserve">أُحِبُّ الرَّبِيعَ.</w:t>
+              <w:t xml:space="preserve">أُحِبُّ الرَّبِيعَ.</w:t>
             </w:r>
           </w:p>
           <w:p>
@@ -11605,7 +11605,7 @@
                 <w:szCs w:val="25"/>
                 <w:rtl/>
               </w:rPr>
-              <w:t xml:space="preserve">كَيْفَ الطَّقْسُ ؟</w:t>
+              <w:t xml:space="preserve">كَيْف الطَّقْسُ ؟</w:t>
             </w:r>
           </w:p>
         </w:tc>

--- a/dosyalar/calisma-kagitlari/7-sinif/arapca-7-sinif-calisma-kagitlari.docx
+++ b/dosyalar/calisma-kagitlari/7-sinif/arapca-7-sinif-calisma-kagitlari.docx
@@ -506,7 +506,7 @@
             </w:pPr>
             <w:r>
               <w:rPr>
-                <w:rFonts w:ascii="Markazi Text" w:cs="Markazi Text" w:eastAsia="Markazi Text" w:hAnsi="Markazi Text"/>
+                <w:rFonts w:ascii="Arakom" w:cs="Arakom" w:eastAsia="Arakom" w:hAnsi="Arakom"/>
                 <w:b w:val="false"/>
                 <w:bCs w:val="false"/>
                 <w:color w:val="111111"/>
@@ -676,7 +676,7 @@
             </w:pPr>
             <w:r>
               <w:rPr>
-                <w:rFonts w:ascii="Markazi Text" w:cs="Markazi Text" w:eastAsia="Markazi Text" w:hAnsi="Markazi Text"/>
+                <w:rFonts w:ascii="Arakom" w:cs="Arakom" w:eastAsia="Arakom" w:hAnsi="Arakom"/>
                 <w:b w:val="false"/>
                 <w:bCs w:val="false"/>
                 <w:color w:val="111111"/>
@@ -846,7 +846,7 @@
             </w:pPr>
             <w:r>
               <w:rPr>
-                <w:rFonts w:ascii="Markazi Text" w:cs="Markazi Text" w:eastAsia="Markazi Text" w:hAnsi="Markazi Text"/>
+                <w:rFonts w:ascii="Arakom" w:cs="Arakom" w:eastAsia="Arakom" w:hAnsi="Arakom"/>
                 <w:b w:val="false"/>
                 <w:bCs w:val="false"/>
                 <w:color w:val="111111"/>
@@ -1016,7 +1016,7 @@
             </w:pPr>
             <w:r>
               <w:rPr>
-                <w:rFonts w:ascii="Markazi Text" w:cs="Markazi Text" w:eastAsia="Markazi Text" w:hAnsi="Markazi Text"/>
+                <w:rFonts w:ascii="Arakom" w:cs="Arakom" w:eastAsia="Arakom" w:hAnsi="Arakom"/>
                 <w:b w:val="false"/>
                 <w:bCs w:val="false"/>
                 <w:color w:val="111111"/>
@@ -1186,7 +1186,7 @@
             </w:pPr>
             <w:r>
               <w:rPr>
-                <w:rFonts w:ascii="Markazi Text" w:cs="Markazi Text" w:eastAsia="Markazi Text" w:hAnsi="Markazi Text"/>
+                <w:rFonts w:ascii="Arakom" w:cs="Arakom" w:eastAsia="Arakom" w:hAnsi="Arakom"/>
                 <w:b w:val="false"/>
                 <w:bCs w:val="false"/>
                 <w:color w:val="111111"/>
@@ -1356,7 +1356,7 @@
             </w:pPr>
             <w:r>
               <w:rPr>
-                <w:rFonts w:ascii="Markazi Text" w:cs="Markazi Text" w:eastAsia="Markazi Text" w:hAnsi="Markazi Text"/>
+                <w:rFonts w:ascii="Arakom" w:cs="Arakom" w:eastAsia="Arakom" w:hAnsi="Arakom"/>
                 <w:b w:val="false"/>
                 <w:bCs w:val="false"/>
                 <w:color w:val="111111"/>
@@ -1704,7 +1704,7 @@
             </w:pPr>
             <w:r>
               <w:rPr>
-                <w:rFonts w:ascii="Markazi Text" w:cs="Markazi Text" w:eastAsia="Markazi Text" w:hAnsi="Markazi Text"/>
+                <w:rFonts w:ascii="Arakom" w:cs="Arakom" w:eastAsia="Arakom" w:hAnsi="Arakom"/>
                 <w:b w:val="false"/>
                 <w:bCs w:val="false"/>
                 <w:color w:val="111111"/>
@@ -1800,7 +1800,7 @@
             </w:pPr>
             <w:r>
               <w:rPr>
-                <w:rFonts w:ascii="Markazi Text" w:cs="Markazi Text" w:eastAsia="Markazi Text" w:hAnsi="Markazi Text"/>
+                <w:rFonts w:ascii="Arakom" w:cs="Arakom" w:eastAsia="Arakom" w:hAnsi="Arakom"/>
                 <w:b w:val="false"/>
                 <w:bCs w:val="false"/>
                 <w:color w:val="111111"/>
@@ -1896,7 +1896,7 @@
             </w:pPr>
             <w:r>
               <w:rPr>
-                <w:rFonts w:ascii="Markazi Text" w:cs="Markazi Text" w:eastAsia="Markazi Text" w:hAnsi="Markazi Text"/>
+                <w:rFonts w:ascii="Arakom" w:cs="Arakom" w:eastAsia="Arakom" w:hAnsi="Arakom"/>
                 <w:b w:val="false"/>
                 <w:bCs w:val="false"/>
                 <w:color w:val="111111"/>
@@ -1992,7 +1992,7 @@
             </w:pPr>
             <w:r>
               <w:rPr>
-                <w:rFonts w:ascii="Markazi Text" w:cs="Markazi Text" w:eastAsia="Markazi Text" w:hAnsi="Markazi Text"/>
+                <w:rFonts w:ascii="Arakom" w:cs="Arakom" w:eastAsia="Arakom" w:hAnsi="Arakom"/>
                 <w:b w:val="false"/>
                 <w:bCs w:val="false"/>
                 <w:color w:val="111111"/>
@@ -2088,7 +2088,7 @@
             </w:pPr>
             <w:r>
               <w:rPr>
-                <w:rFonts w:ascii="Markazi Text" w:cs="Markazi Text" w:eastAsia="Markazi Text" w:hAnsi="Markazi Text"/>
+                <w:rFonts w:ascii="Arakom" w:cs="Arakom" w:eastAsia="Arakom" w:hAnsi="Arakom"/>
                 <w:b w:val="false"/>
                 <w:bCs w:val="false"/>
                 <w:color w:val="111111"/>
@@ -2184,7 +2184,7 @@
             </w:pPr>
             <w:r>
               <w:rPr>
-                <w:rFonts w:ascii="Markazi Text" w:cs="Markazi Text" w:eastAsia="Markazi Text" w:hAnsi="Markazi Text"/>
+                <w:rFonts w:ascii="Arakom" w:cs="Arakom" w:eastAsia="Arakom" w:hAnsi="Arakom"/>
                 <w:b w:val="false"/>
                 <w:bCs w:val="false"/>
                 <w:color w:val="111111"/>
@@ -2280,7 +2280,7 @@
             </w:pPr>
             <w:r>
               <w:rPr>
-                <w:rFonts w:ascii="Markazi Text" w:cs="Markazi Text" w:eastAsia="Markazi Text" w:hAnsi="Markazi Text"/>
+                <w:rFonts w:ascii="Arakom" w:cs="Arakom" w:eastAsia="Arakom" w:hAnsi="Arakom"/>
                 <w:b w:val="false"/>
                 <w:bCs w:val="false"/>
                 <w:color w:val="111111"/>
@@ -2376,7 +2376,7 @@
             </w:pPr>
             <w:r>
               <w:rPr>
-                <w:rFonts w:ascii="Markazi Text" w:cs="Markazi Text" w:eastAsia="Markazi Text" w:hAnsi="Markazi Text"/>
+                <w:rFonts w:ascii="Arakom" w:cs="Arakom" w:eastAsia="Arakom" w:hAnsi="Arakom"/>
                 <w:b w:val="false"/>
                 <w:bCs w:val="false"/>
                 <w:color w:val="111111"/>
@@ -2521,7 +2521,7 @@
             </w:pPr>
             <w:r>
               <w:rPr>
-                <w:rFonts w:ascii="Markazi Text" w:cs="Markazi Text" w:eastAsia="Markazi Text" w:hAnsi="Markazi Text"/>
+                <w:rFonts w:ascii="Arakom" w:cs="Arakom" w:eastAsia="Arakom" w:hAnsi="Arakom"/>
                 <w:b/>
                 <w:bCs/>
                 <w:color w:val="111111"/>
@@ -2539,7 +2539,7 @@
             </w:pPr>
             <w:r>
               <w:rPr>
-                <w:rFonts w:ascii="Markazi Text" w:cs="Markazi Text" w:eastAsia="Markazi Text" w:hAnsi="Markazi Text"/>
+                <w:rFonts w:ascii="Arakom" w:cs="Arakom" w:eastAsia="Arakom" w:hAnsi="Arakom"/>
                 <w:b w:val="false"/>
                 <w:bCs w:val="false"/>
                 <w:color w:val="111111"/>
@@ -2557,7 +2557,7 @@
             </w:pPr>
             <w:r>
               <w:rPr>
-                <w:rFonts w:ascii="Markazi Text" w:cs="Markazi Text" w:eastAsia="Markazi Text" w:hAnsi="Markazi Text"/>
+                <w:rFonts w:ascii="Arakom" w:cs="Arakom" w:eastAsia="Arakom" w:hAnsi="Arakom"/>
                 <w:b w:val="false"/>
                 <w:bCs w:val="false"/>
                 <w:color w:val="111111"/>
@@ -2575,7 +2575,7 @@
             </w:pPr>
             <w:r>
               <w:rPr>
-                <w:rFonts w:ascii="Markazi Text" w:cs="Markazi Text" w:eastAsia="Markazi Text" w:hAnsi="Markazi Text"/>
+                <w:rFonts w:ascii="Arakom" w:cs="Arakom" w:eastAsia="Arakom" w:hAnsi="Arakom"/>
                 <w:b w:val="false"/>
                 <w:bCs w:val="false"/>
                 <w:color w:val="111111"/>
@@ -2593,7 +2593,7 @@
             </w:pPr>
             <w:r>
               <w:rPr>
-                <w:rFonts w:ascii="Markazi Text" w:cs="Markazi Text" w:eastAsia="Markazi Text" w:hAnsi="Markazi Text"/>
+                <w:rFonts w:ascii="Arakom" w:cs="Arakom" w:eastAsia="Arakom" w:hAnsi="Arakom"/>
                 <w:b w:val="false"/>
                 <w:bCs w:val="false"/>
                 <w:color w:val="111111"/>
@@ -2647,7 +2647,7 @@
       </w:r>
       <w:r>
         <w:rPr>
-          <w:rFonts w:ascii="Markazi Text" w:cs="Markazi Text" w:eastAsia="Markazi Text" w:hAnsi="Markazi Text"/>
+          <w:rFonts w:ascii="Arakom" w:cs="Arakom" w:eastAsia="Arakom" w:hAnsi="Arakom"/>
           <w:b w:val="false"/>
           <w:bCs w:val="false"/>
           <w:color w:val="111111"/>
@@ -2703,7 +2703,7 @@
       </w:r>
       <w:r>
         <w:rPr>
-          <w:rFonts w:ascii="Markazi Text" w:cs="Markazi Text" w:eastAsia="Markazi Text" w:hAnsi="Markazi Text"/>
+          <w:rFonts w:ascii="Arakom" w:cs="Arakom" w:eastAsia="Arakom" w:hAnsi="Arakom"/>
           <w:b w:val="false"/>
           <w:bCs w:val="false"/>
           <w:color w:val="111111"/>
@@ -2759,7 +2759,7 @@
       </w:r>
       <w:r>
         <w:rPr>
-          <w:rFonts w:ascii="Markazi Text" w:cs="Markazi Text" w:eastAsia="Markazi Text" w:hAnsi="Markazi Text"/>
+          <w:rFonts w:ascii="Arakom" w:cs="Arakom" w:eastAsia="Arakom" w:hAnsi="Arakom"/>
           <w:b w:val="false"/>
           <w:bCs w:val="false"/>
           <w:color w:val="111111"/>
@@ -2815,7 +2815,7 @@
       </w:r>
       <w:r>
         <w:rPr>
-          <w:rFonts w:ascii="Markazi Text" w:cs="Markazi Text" w:eastAsia="Markazi Text" w:hAnsi="Markazi Text"/>
+          <w:rFonts w:ascii="Arakom" w:cs="Arakom" w:eastAsia="Arakom" w:hAnsi="Arakom"/>
           <w:b w:val="false"/>
           <w:bCs w:val="false"/>
           <w:color w:val="111111"/>
@@ -2968,7 +2968,7 @@
             </w:pPr>
             <w:r>
               <w:rPr>
-                <w:rFonts w:ascii="Markazi Text" w:cs="Markazi Text" w:eastAsia="Markazi Text" w:hAnsi="Markazi Text"/>
+                <w:rFonts w:ascii="Arakom" w:cs="Arakom" w:eastAsia="Arakom" w:hAnsi="Arakom"/>
                 <w:b w:val="false"/>
                 <w:bCs w:val="false"/>
                 <w:color w:val="111111"/>
@@ -3075,7 +3075,7 @@
             </w:pPr>
             <w:r>
               <w:rPr>
-                <w:rFonts w:ascii="Markazi Text" w:cs="Markazi Text" w:eastAsia="Markazi Text" w:hAnsi="Markazi Text"/>
+                <w:rFonts w:ascii="Arakom" w:cs="Arakom" w:eastAsia="Arakom" w:hAnsi="Arakom"/>
                 <w:b w:val="false"/>
                 <w:bCs w:val="false"/>
                 <w:color w:val="111111"/>
@@ -3147,7 +3147,7 @@
             </w:pPr>
             <w:r>
               <w:rPr>
-                <w:rFonts w:ascii="Markazi Text" w:cs="Markazi Text" w:eastAsia="Markazi Text" w:hAnsi="Markazi Text"/>
+                <w:rFonts w:ascii="Arakom" w:cs="Arakom" w:eastAsia="Arakom" w:hAnsi="Arakom"/>
                 <w:b w:val="false"/>
                 <w:bCs w:val="false"/>
                 <w:color w:val="111111"/>
@@ -3219,7 +3219,7 @@
             </w:pPr>
             <w:r>
               <w:rPr>
-                <w:rFonts w:ascii="Markazi Text" w:cs="Markazi Text" w:eastAsia="Markazi Text" w:hAnsi="Markazi Text"/>
+                <w:rFonts w:ascii="Arakom" w:cs="Arakom" w:eastAsia="Arakom" w:hAnsi="Arakom"/>
                 <w:b w:val="false"/>
                 <w:bCs w:val="false"/>
                 <w:color w:val="111111"/>
@@ -3291,7 +3291,7 @@
             </w:pPr>
             <w:r>
               <w:rPr>
-                <w:rFonts w:ascii="Markazi Text" w:cs="Markazi Text" w:eastAsia="Markazi Text" w:hAnsi="Markazi Text"/>
+                <w:rFonts w:ascii="Arakom" w:cs="Arakom" w:eastAsia="Arakom" w:hAnsi="Arakom"/>
                 <w:b w:val="false"/>
                 <w:bCs w:val="false"/>
                 <w:color w:val="111111"/>
@@ -3363,7 +3363,7 @@
             </w:pPr>
             <w:r>
               <w:rPr>
-                <w:rFonts w:ascii="Markazi Text" w:cs="Markazi Text" w:eastAsia="Markazi Text" w:hAnsi="Markazi Text"/>
+                <w:rFonts w:ascii="Arakom" w:cs="Arakom" w:eastAsia="Arakom" w:hAnsi="Arakom"/>
                 <w:b w:val="false"/>
                 <w:bCs w:val="false"/>
                 <w:color w:val="111111"/>
@@ -3643,7 +3643,7 @@
             </w:pPr>
             <w:r>
               <w:rPr>
-                <w:rFonts w:ascii="Markazi Text" w:cs="Markazi Text" w:eastAsia="Markazi Text" w:hAnsi="Markazi Text"/>
+                <w:rFonts w:ascii="Arakom" w:cs="Arakom" w:eastAsia="Arakom" w:hAnsi="Arakom"/>
                 <w:b w:val="false"/>
                 <w:bCs w:val="false"/>
                 <w:color w:val="111111"/>
@@ -3739,7 +3739,7 @@
             </w:pPr>
             <w:r>
               <w:rPr>
-                <w:rFonts w:ascii="Markazi Text" w:cs="Markazi Text" w:eastAsia="Markazi Text" w:hAnsi="Markazi Text"/>
+                <w:rFonts w:ascii="Arakom" w:cs="Arakom" w:eastAsia="Arakom" w:hAnsi="Arakom"/>
                 <w:b w:val="false"/>
                 <w:bCs w:val="false"/>
                 <w:color w:val="111111"/>
@@ -3835,7 +3835,7 @@
             </w:pPr>
             <w:r>
               <w:rPr>
-                <w:rFonts w:ascii="Markazi Text" w:cs="Markazi Text" w:eastAsia="Markazi Text" w:hAnsi="Markazi Text"/>
+                <w:rFonts w:ascii="Arakom" w:cs="Arakom" w:eastAsia="Arakom" w:hAnsi="Arakom"/>
                 <w:b w:val="false"/>
                 <w:bCs w:val="false"/>
                 <w:color w:val="111111"/>
@@ -3931,7 +3931,7 @@
             </w:pPr>
             <w:r>
               <w:rPr>
-                <w:rFonts w:ascii="Markazi Text" w:cs="Markazi Text" w:eastAsia="Markazi Text" w:hAnsi="Markazi Text"/>
+                <w:rFonts w:ascii="Arakom" w:cs="Arakom" w:eastAsia="Arakom" w:hAnsi="Arakom"/>
                 <w:b w:val="false"/>
                 <w:bCs w:val="false"/>
                 <w:color w:val="111111"/>
@@ -4027,7 +4027,7 @@
             </w:pPr>
             <w:r>
               <w:rPr>
-                <w:rFonts w:ascii="Markazi Text" w:cs="Markazi Text" w:eastAsia="Markazi Text" w:hAnsi="Markazi Text"/>
+                <w:rFonts w:ascii="Arakom" w:cs="Arakom" w:eastAsia="Arakom" w:hAnsi="Arakom"/>
                 <w:b w:val="false"/>
                 <w:bCs w:val="false"/>
                 <w:color w:val="111111"/>
@@ -4180,7 +4180,7 @@
             </w:pPr>
             <w:r>
               <w:rPr>
-                <w:rFonts w:ascii="Markazi Text" w:cs="Markazi Text" w:eastAsia="Markazi Text" w:hAnsi="Markazi Text"/>
+                <w:rFonts w:ascii="Arakom" w:cs="Arakom" w:eastAsia="Arakom" w:hAnsi="Arakom"/>
                 <w:b w:val="false"/>
                 <w:bCs w:val="false"/>
                 <w:color w:val="111111"/>
@@ -4710,7 +4710,7 @@
             </w:pPr>
             <w:r>
               <w:rPr>
-                <w:rFonts w:ascii="Markazi Text" w:cs="Markazi Text" w:eastAsia="Markazi Text" w:hAnsi="Markazi Text"/>
+                <w:rFonts w:ascii="Arakom" w:cs="Arakom" w:eastAsia="Arakom" w:hAnsi="Arakom"/>
                 <w:b w:val="false"/>
                 <w:bCs w:val="false"/>
                 <w:color w:val="111111"/>
@@ -4728,7 +4728,7 @@
             </w:pPr>
             <w:r>
               <w:rPr>
-                <w:rFonts w:ascii="Markazi Text" w:cs="Markazi Text" w:eastAsia="Markazi Text" w:hAnsi="Markazi Text"/>
+                <w:rFonts w:ascii="Arakom" w:cs="Arakom" w:eastAsia="Arakom" w:hAnsi="Arakom"/>
                 <w:b w:val="false"/>
                 <w:bCs w:val="false"/>
                 <w:color w:val="111111"/>
@@ -4746,7 +4746,7 @@
             </w:pPr>
             <w:r>
               <w:rPr>
-                <w:rFonts w:ascii="Markazi Text" w:cs="Markazi Text" w:eastAsia="Markazi Text" w:hAnsi="Markazi Text"/>
+                <w:rFonts w:ascii="Arakom" w:cs="Arakom" w:eastAsia="Arakom" w:hAnsi="Arakom"/>
                 <w:b w:val="false"/>
                 <w:bCs w:val="false"/>
                 <w:color w:val="111111"/>
@@ -4764,7 +4764,7 @@
             </w:pPr>
             <w:r>
               <w:rPr>
-                <w:rFonts w:ascii="Markazi Text" w:cs="Markazi Text" w:eastAsia="Markazi Text" w:hAnsi="Markazi Text"/>
+                <w:rFonts w:ascii="Arakom" w:cs="Arakom" w:eastAsia="Arakom" w:hAnsi="Arakom"/>
                 <w:b w:val="false"/>
                 <w:bCs w:val="false"/>
                 <w:color w:val="111111"/>
@@ -4827,7 +4827,7 @@
             </w:pPr>
             <w:r>
               <w:rPr>
-                <w:rFonts w:ascii="Markazi Text" w:cs="Markazi Text" w:eastAsia="Markazi Text" w:hAnsi="Markazi Text"/>
+                <w:rFonts w:ascii="Arakom" w:cs="Arakom" w:eastAsia="Arakom" w:hAnsi="Arakom"/>
                 <w:b w:val="false"/>
                 <w:bCs w:val="false"/>
                 <w:color w:val="111111"/>
@@ -4845,7 +4845,7 @@
             </w:pPr>
             <w:r>
               <w:rPr>
-                <w:rFonts w:ascii="Markazi Text" w:cs="Markazi Text" w:eastAsia="Markazi Text" w:hAnsi="Markazi Text"/>
+                <w:rFonts w:ascii="Arakom" w:cs="Arakom" w:eastAsia="Arakom" w:hAnsi="Arakom"/>
                 <w:b w:val="false"/>
                 <w:bCs w:val="false"/>
                 <w:color w:val="111111"/>
@@ -4863,7 +4863,7 @@
             </w:pPr>
             <w:r>
               <w:rPr>
-                <w:rFonts w:ascii="Markazi Text" w:cs="Markazi Text" w:eastAsia="Markazi Text" w:hAnsi="Markazi Text"/>
+                <w:rFonts w:ascii="Arakom" w:cs="Arakom" w:eastAsia="Arakom" w:hAnsi="Arakom"/>
                 <w:b w:val="false"/>
                 <w:bCs w:val="false"/>
                 <w:color w:val="111111"/>
@@ -4881,7 +4881,7 @@
             </w:pPr>
             <w:r>
               <w:rPr>
-                <w:rFonts w:ascii="Markazi Text" w:cs="Markazi Text" w:eastAsia="Markazi Text" w:hAnsi="Markazi Text"/>
+                <w:rFonts w:ascii="Arakom" w:cs="Arakom" w:eastAsia="Arakom" w:hAnsi="Arakom"/>
                 <w:b w:val="false"/>
                 <w:bCs w:val="false"/>
                 <w:color w:val="111111"/>
@@ -4899,7 +4899,7 @@
             </w:pPr>
             <w:r>
               <w:rPr>
-                <w:rFonts w:ascii="Markazi Text" w:cs="Markazi Text" w:eastAsia="Markazi Text" w:hAnsi="Markazi Text"/>
+                <w:rFonts w:ascii="Arakom" w:cs="Arakom" w:eastAsia="Arakom" w:hAnsi="Arakom"/>
                 <w:b w:val="false"/>
                 <w:bCs w:val="false"/>
                 <w:color w:val="111111"/>
@@ -4962,7 +4962,7 @@
             </w:pPr>
             <w:r>
               <w:rPr>
-                <w:rFonts w:ascii="Markazi Text" w:cs="Markazi Text" w:eastAsia="Markazi Text" w:hAnsi="Markazi Text"/>
+                <w:rFonts w:ascii="Arakom" w:cs="Arakom" w:eastAsia="Arakom" w:hAnsi="Arakom"/>
                 <w:b w:val="false"/>
                 <w:bCs w:val="false"/>
                 <w:color w:val="111111"/>
@@ -4980,7 +4980,7 @@
             </w:pPr>
             <w:r>
               <w:rPr>
-                <w:rFonts w:ascii="Markazi Text" w:cs="Markazi Text" w:eastAsia="Markazi Text" w:hAnsi="Markazi Text"/>
+                <w:rFonts w:ascii="Arakom" w:cs="Arakom" w:eastAsia="Arakom" w:hAnsi="Arakom"/>
                 <w:b w:val="false"/>
                 <w:bCs w:val="false"/>
                 <w:color w:val="111111"/>
@@ -4998,7 +4998,7 @@
             </w:pPr>
             <w:r>
               <w:rPr>
-                <w:rFonts w:ascii="Markazi Text" w:cs="Markazi Text" w:eastAsia="Markazi Text" w:hAnsi="Markazi Text"/>
+                <w:rFonts w:ascii="Arakom" w:cs="Arakom" w:eastAsia="Arakom" w:hAnsi="Arakom"/>
                 <w:b w:val="false"/>
                 <w:bCs w:val="false"/>
                 <w:color w:val="111111"/>
@@ -5016,7 +5016,7 @@
             </w:pPr>
             <w:r>
               <w:rPr>
-                <w:rFonts w:ascii="Markazi Text" w:cs="Markazi Text" w:eastAsia="Markazi Text" w:hAnsi="Markazi Text"/>
+                <w:rFonts w:ascii="Arakom" w:cs="Arakom" w:eastAsia="Arakom" w:hAnsi="Arakom"/>
                 <w:b w:val="false"/>
                 <w:bCs w:val="false"/>
                 <w:color w:val="111111"/>
@@ -5034,7 +5034,7 @@
             </w:pPr>
             <w:r>
               <w:rPr>
-                <w:rFonts w:ascii="Markazi Text" w:cs="Markazi Text" w:eastAsia="Markazi Text" w:hAnsi="Markazi Text"/>
+                <w:rFonts w:ascii="Arakom" w:cs="Arakom" w:eastAsia="Arakom" w:hAnsi="Arakom"/>
                 <w:b w:val="false"/>
                 <w:bCs w:val="false"/>
                 <w:color w:val="111111"/>
@@ -6971,7 +6971,7 @@
             </w:pPr>
             <w:r>
               <w:rPr>
-                <w:rFonts w:ascii="Markazi Text" w:cs="Markazi Text" w:eastAsia="Markazi Text" w:hAnsi="Markazi Text"/>
+                <w:rFonts w:ascii="Arakom" w:cs="Arakom" w:eastAsia="Arakom" w:hAnsi="Arakom"/>
                 <w:b w:val="false"/>
                 <w:bCs w:val="false"/>
                 <w:color w:val="111111"/>
@@ -7141,7 +7141,7 @@
             </w:pPr>
             <w:r>
               <w:rPr>
-                <w:rFonts w:ascii="Markazi Text" w:cs="Markazi Text" w:eastAsia="Markazi Text" w:hAnsi="Markazi Text"/>
+                <w:rFonts w:ascii="Arakom" w:cs="Arakom" w:eastAsia="Arakom" w:hAnsi="Arakom"/>
                 <w:b w:val="false"/>
                 <w:bCs w:val="false"/>
                 <w:color w:val="111111"/>
@@ -7311,7 +7311,7 @@
             </w:pPr>
             <w:r>
               <w:rPr>
-                <w:rFonts w:ascii="Markazi Text" w:cs="Markazi Text" w:eastAsia="Markazi Text" w:hAnsi="Markazi Text"/>
+                <w:rFonts w:ascii="Arakom" w:cs="Arakom" w:eastAsia="Arakom" w:hAnsi="Arakom"/>
                 <w:b w:val="false"/>
                 <w:bCs w:val="false"/>
                 <w:color w:val="111111"/>
@@ -7481,7 +7481,7 @@
             </w:pPr>
             <w:r>
               <w:rPr>
-                <w:rFonts w:ascii="Markazi Text" w:cs="Markazi Text" w:eastAsia="Markazi Text" w:hAnsi="Markazi Text"/>
+                <w:rFonts w:ascii="Arakom" w:cs="Arakom" w:eastAsia="Arakom" w:hAnsi="Arakom"/>
                 <w:b w:val="false"/>
                 <w:bCs w:val="false"/>
                 <w:color w:val="111111"/>
@@ -7651,7 +7651,7 @@
             </w:pPr>
             <w:r>
               <w:rPr>
-                <w:rFonts w:ascii="Markazi Text" w:cs="Markazi Text" w:eastAsia="Markazi Text" w:hAnsi="Markazi Text"/>
+                <w:rFonts w:ascii="Arakom" w:cs="Arakom" w:eastAsia="Arakom" w:hAnsi="Arakom"/>
                 <w:b w:val="false"/>
                 <w:bCs w:val="false"/>
                 <w:color w:val="111111"/>
@@ -7821,7 +7821,7 @@
             </w:pPr>
             <w:r>
               <w:rPr>
-                <w:rFonts w:ascii="Markazi Text" w:cs="Markazi Text" w:eastAsia="Markazi Text" w:hAnsi="Markazi Text"/>
+                <w:rFonts w:ascii="Arakom" w:cs="Arakom" w:eastAsia="Arakom" w:hAnsi="Arakom"/>
                 <w:b w:val="false"/>
                 <w:bCs w:val="false"/>
                 <w:color w:val="111111"/>
@@ -8169,7 +8169,7 @@
             </w:pPr>
             <w:r>
               <w:rPr>
-                <w:rFonts w:ascii="Markazi Text" w:cs="Markazi Text" w:eastAsia="Markazi Text" w:hAnsi="Markazi Text"/>
+                <w:rFonts w:ascii="Arakom" w:cs="Arakom" w:eastAsia="Arakom" w:hAnsi="Arakom"/>
                 <w:b w:val="false"/>
                 <w:bCs w:val="false"/>
                 <w:color w:val="111111"/>
@@ -8265,7 +8265,7 @@
             </w:pPr>
             <w:r>
               <w:rPr>
-                <w:rFonts w:ascii="Markazi Text" w:cs="Markazi Text" w:eastAsia="Markazi Text" w:hAnsi="Markazi Text"/>
+                <w:rFonts w:ascii="Arakom" w:cs="Arakom" w:eastAsia="Arakom" w:hAnsi="Arakom"/>
                 <w:b w:val="false"/>
                 <w:bCs w:val="false"/>
                 <w:color w:val="111111"/>
@@ -8361,7 +8361,7 @@
             </w:pPr>
             <w:r>
               <w:rPr>
-                <w:rFonts w:ascii="Markazi Text" w:cs="Markazi Text" w:eastAsia="Markazi Text" w:hAnsi="Markazi Text"/>
+                <w:rFonts w:ascii="Arakom" w:cs="Arakom" w:eastAsia="Arakom" w:hAnsi="Arakom"/>
                 <w:b w:val="false"/>
                 <w:bCs w:val="false"/>
                 <w:color w:val="111111"/>
@@ -8457,7 +8457,7 @@
             </w:pPr>
             <w:r>
               <w:rPr>
-                <w:rFonts w:ascii="Markazi Text" w:cs="Markazi Text" w:eastAsia="Markazi Text" w:hAnsi="Markazi Text"/>
+                <w:rFonts w:ascii="Arakom" w:cs="Arakom" w:eastAsia="Arakom" w:hAnsi="Arakom"/>
                 <w:b w:val="false"/>
                 <w:bCs w:val="false"/>
                 <w:color w:val="111111"/>
@@ -8553,7 +8553,7 @@
             </w:pPr>
             <w:r>
               <w:rPr>
-                <w:rFonts w:ascii="Markazi Text" w:cs="Markazi Text" w:eastAsia="Markazi Text" w:hAnsi="Markazi Text"/>
+                <w:rFonts w:ascii="Arakom" w:cs="Arakom" w:eastAsia="Arakom" w:hAnsi="Arakom"/>
                 <w:b w:val="false"/>
                 <w:bCs w:val="false"/>
                 <w:color w:val="111111"/>
@@ -8649,7 +8649,7 @@
             </w:pPr>
             <w:r>
               <w:rPr>
-                <w:rFonts w:ascii="Markazi Text" w:cs="Markazi Text" w:eastAsia="Markazi Text" w:hAnsi="Markazi Text"/>
+                <w:rFonts w:ascii="Arakom" w:cs="Arakom" w:eastAsia="Arakom" w:hAnsi="Arakom"/>
                 <w:b w:val="false"/>
                 <w:bCs w:val="false"/>
                 <w:color w:val="111111"/>
@@ -8745,7 +8745,7 @@
             </w:pPr>
             <w:r>
               <w:rPr>
-                <w:rFonts w:ascii="Markazi Text" w:cs="Markazi Text" w:eastAsia="Markazi Text" w:hAnsi="Markazi Text"/>
+                <w:rFonts w:ascii="Arakom" w:cs="Arakom" w:eastAsia="Arakom" w:hAnsi="Arakom"/>
                 <w:b w:val="false"/>
                 <w:bCs w:val="false"/>
                 <w:color w:val="111111"/>
@@ -8841,7 +8841,7 @@
             </w:pPr>
             <w:r>
               <w:rPr>
-                <w:rFonts w:ascii="Markazi Text" w:cs="Markazi Text" w:eastAsia="Markazi Text" w:hAnsi="Markazi Text"/>
+                <w:rFonts w:ascii="Arakom" w:cs="Arakom" w:eastAsia="Arakom" w:hAnsi="Arakom"/>
                 <w:b w:val="false"/>
                 <w:bCs w:val="false"/>
                 <w:color w:val="111111"/>
@@ -8972,7 +8972,7 @@
       </w:r>
       <w:r>
         <w:rPr>
-          <w:rFonts w:ascii="Markazi Text" w:cs="Markazi Text" w:eastAsia="Markazi Text" w:hAnsi="Markazi Text"/>
+          <w:rFonts w:ascii="Arakom" w:cs="Arakom" w:eastAsia="Arakom" w:hAnsi="Arakom"/>
           <w:b w:val="false"/>
           <w:bCs w:val="false"/>
           <w:color w:val="111111"/>
@@ -9004,7 +9004,7 @@
       </w:r>
       <w:r>
         <w:rPr>
-          <w:rFonts w:ascii="Markazi Text" w:cs="Markazi Text" w:eastAsia="Markazi Text" w:hAnsi="Markazi Text"/>
+          <w:rFonts w:ascii="Arakom" w:cs="Arakom" w:eastAsia="Arakom" w:hAnsi="Arakom"/>
           <w:b w:val="false"/>
           <w:bCs w:val="false"/>
           <w:color w:val="111111"/>
@@ -9036,7 +9036,7 @@
       </w:r>
       <w:r>
         <w:rPr>
-          <w:rFonts w:ascii="Markazi Text" w:cs="Markazi Text" w:eastAsia="Markazi Text" w:hAnsi="Markazi Text"/>
+          <w:rFonts w:ascii="Arakom" w:cs="Arakom" w:eastAsia="Arakom" w:hAnsi="Arakom"/>
           <w:b w:val="false"/>
           <w:bCs w:val="false"/>
           <w:color w:val="111111"/>
@@ -9068,7 +9068,7 @@
       </w:r>
       <w:r>
         <w:rPr>
-          <w:rFonts w:ascii="Markazi Text" w:cs="Markazi Text" w:eastAsia="Markazi Text" w:hAnsi="Markazi Text"/>
+          <w:rFonts w:ascii="Arakom" w:cs="Arakom" w:eastAsia="Arakom" w:hAnsi="Arakom"/>
           <w:b w:val="false"/>
           <w:bCs w:val="false"/>
           <w:color w:val="111111"/>
@@ -9101,7 +9101,7 @@
       </w:r>
       <w:r>
         <w:rPr>
-          <w:rFonts w:ascii="Markazi Text" w:cs="Markazi Text" w:eastAsia="Markazi Text" w:hAnsi="Markazi Text"/>
+          <w:rFonts w:ascii="Arakom" w:cs="Arakom" w:eastAsia="Arakom" w:hAnsi="Arakom"/>
           <w:b w:val="false"/>
           <w:bCs w:val="false"/>
           <w:color w:val="111111"/>
@@ -9133,7 +9133,7 @@
       </w:r>
       <w:r>
         <w:rPr>
-          <w:rFonts w:ascii="Markazi Text" w:cs="Markazi Text" w:eastAsia="Markazi Text" w:hAnsi="Markazi Text"/>
+          <w:rFonts w:ascii="Arakom" w:cs="Arakom" w:eastAsia="Arakom" w:hAnsi="Arakom"/>
           <w:b w:val="false"/>
           <w:bCs w:val="false"/>
           <w:color w:val="111111"/>
@@ -9165,7 +9165,7 @@
       </w:r>
       <w:r>
         <w:rPr>
-          <w:rFonts w:ascii="Markazi Text" w:cs="Markazi Text" w:eastAsia="Markazi Text" w:hAnsi="Markazi Text"/>
+          <w:rFonts w:ascii="Arakom" w:cs="Arakom" w:eastAsia="Arakom" w:hAnsi="Arakom"/>
           <w:b w:val="false"/>
           <w:bCs w:val="false"/>
           <w:color w:val="111111"/>
@@ -9197,7 +9197,7 @@
       </w:r>
       <w:r>
         <w:rPr>
-          <w:rFonts w:ascii="Markazi Text" w:cs="Markazi Text" w:eastAsia="Markazi Text" w:hAnsi="Markazi Text"/>
+          <w:rFonts w:ascii="Arakom" w:cs="Arakom" w:eastAsia="Arakom" w:hAnsi="Arakom"/>
           <w:b w:val="false"/>
           <w:bCs w:val="false"/>
           <w:color w:val="111111"/>
@@ -9230,7 +9230,7 @@
       </w:r>
       <w:r>
         <w:rPr>
-          <w:rFonts w:ascii="Markazi Text" w:cs="Markazi Text" w:eastAsia="Markazi Text" w:hAnsi="Markazi Text"/>
+          <w:rFonts w:ascii="Arakom" w:cs="Arakom" w:eastAsia="Arakom" w:hAnsi="Arakom"/>
           <w:b w:val="false"/>
           <w:bCs w:val="false"/>
           <w:color w:val="111111"/>
@@ -9262,7 +9262,7 @@
       </w:r>
       <w:r>
         <w:rPr>
-          <w:rFonts w:ascii="Markazi Text" w:cs="Markazi Text" w:eastAsia="Markazi Text" w:hAnsi="Markazi Text"/>
+          <w:rFonts w:ascii="Arakom" w:cs="Arakom" w:eastAsia="Arakom" w:hAnsi="Arakom"/>
           <w:b w:val="false"/>
           <w:bCs w:val="false"/>
           <w:color w:val="111111"/>
@@ -9294,7 +9294,7 @@
       </w:r>
       <w:r>
         <w:rPr>
-          <w:rFonts w:ascii="Markazi Text" w:cs="Markazi Text" w:eastAsia="Markazi Text" w:hAnsi="Markazi Text"/>
+          <w:rFonts w:ascii="Arakom" w:cs="Arakom" w:eastAsia="Arakom" w:hAnsi="Arakom"/>
           <w:b w:val="false"/>
           <w:bCs w:val="false"/>
           <w:color w:val="111111"/>
@@ -9326,7 +9326,7 @@
       </w:r>
       <w:r>
         <w:rPr>
-          <w:rFonts w:ascii="Markazi Text" w:cs="Markazi Text" w:eastAsia="Markazi Text" w:hAnsi="Markazi Text"/>
+          <w:rFonts w:ascii="Arakom" w:cs="Arakom" w:eastAsia="Arakom" w:hAnsi="Arakom"/>
           <w:b w:val="false"/>
           <w:bCs w:val="false"/>
           <w:color w:val="111111"/>
@@ -9359,7 +9359,7 @@
       </w:r>
       <w:r>
         <w:rPr>
-          <w:rFonts w:ascii="Markazi Text" w:cs="Markazi Text" w:eastAsia="Markazi Text" w:hAnsi="Markazi Text"/>
+          <w:rFonts w:ascii="Arakom" w:cs="Arakom" w:eastAsia="Arakom" w:hAnsi="Arakom"/>
           <w:b w:val="false"/>
           <w:bCs w:val="false"/>
           <w:color w:val="111111"/>
@@ -9391,7 +9391,7 @@
       </w:r>
       <w:r>
         <w:rPr>
-          <w:rFonts w:ascii="Markazi Text" w:cs="Markazi Text" w:eastAsia="Markazi Text" w:hAnsi="Markazi Text"/>
+          <w:rFonts w:ascii="Arakom" w:cs="Arakom" w:eastAsia="Arakom" w:hAnsi="Arakom"/>
           <w:b w:val="false"/>
           <w:bCs w:val="false"/>
           <w:color w:val="111111"/>
@@ -9423,7 +9423,7 @@
       </w:r>
       <w:r>
         <w:rPr>
-          <w:rFonts w:ascii="Markazi Text" w:cs="Markazi Text" w:eastAsia="Markazi Text" w:hAnsi="Markazi Text"/>
+          <w:rFonts w:ascii="Arakom" w:cs="Arakom" w:eastAsia="Arakom" w:hAnsi="Arakom"/>
           <w:b w:val="false"/>
           <w:bCs w:val="false"/>
           <w:color w:val="111111"/>
@@ -9455,7 +9455,7 @@
       </w:r>
       <w:r>
         <w:rPr>
-          <w:rFonts w:ascii="Markazi Text" w:cs="Markazi Text" w:eastAsia="Markazi Text" w:hAnsi="Markazi Text"/>
+          <w:rFonts w:ascii="Arakom" w:cs="Arakom" w:eastAsia="Arakom" w:hAnsi="Arakom"/>
           <w:b w:val="false"/>
           <w:bCs w:val="false"/>
           <w:color w:val="111111"/>
@@ -9585,7 +9585,7 @@
             </w:pPr>
             <w:r>
               <w:rPr>
-                <w:rFonts w:ascii="Markazi Text" w:cs="Markazi Text" w:eastAsia="Markazi Text" w:hAnsi="Markazi Text"/>
+                <w:rFonts w:ascii="Arakom" w:cs="Arakom" w:eastAsia="Arakom" w:hAnsi="Arakom"/>
                 <w:b w:val="false"/>
                 <w:bCs w:val="false"/>
                 <w:color w:val="111111"/>
@@ -9692,7 +9692,7 @@
             </w:pPr>
             <w:r>
               <w:rPr>
-                <w:rFonts w:ascii="Markazi Text" w:cs="Markazi Text" w:eastAsia="Markazi Text" w:hAnsi="Markazi Text"/>
+                <w:rFonts w:ascii="Arakom" w:cs="Arakom" w:eastAsia="Arakom" w:hAnsi="Arakom"/>
                 <w:b w:val="false"/>
                 <w:bCs w:val="false"/>
                 <w:color w:val="111111"/>
@@ -9764,7 +9764,7 @@
             </w:pPr>
             <w:r>
               <w:rPr>
-                <w:rFonts w:ascii="Markazi Text" w:cs="Markazi Text" w:eastAsia="Markazi Text" w:hAnsi="Markazi Text"/>
+                <w:rFonts w:ascii="Arakom" w:cs="Arakom" w:eastAsia="Arakom" w:hAnsi="Arakom"/>
                 <w:b w:val="false"/>
                 <w:bCs w:val="false"/>
                 <w:color w:val="111111"/>
@@ -9836,7 +9836,7 @@
             </w:pPr>
             <w:r>
               <w:rPr>
-                <w:rFonts w:ascii="Markazi Text" w:cs="Markazi Text" w:eastAsia="Markazi Text" w:hAnsi="Markazi Text"/>
+                <w:rFonts w:ascii="Arakom" w:cs="Arakom" w:eastAsia="Arakom" w:hAnsi="Arakom"/>
                 <w:b w:val="false"/>
                 <w:bCs w:val="false"/>
                 <w:color w:val="111111"/>
@@ -9908,7 +9908,7 @@
             </w:pPr>
             <w:r>
               <w:rPr>
-                <w:rFonts w:ascii="Markazi Text" w:cs="Markazi Text" w:eastAsia="Markazi Text" w:hAnsi="Markazi Text"/>
+                <w:rFonts w:ascii="Arakom" w:cs="Arakom" w:eastAsia="Arakom" w:hAnsi="Arakom"/>
                 <w:b w:val="false"/>
                 <w:bCs w:val="false"/>
                 <w:color w:val="111111"/>
@@ -9980,7 +9980,7 @@
             </w:pPr>
             <w:r>
               <w:rPr>
-                <w:rFonts w:ascii="Markazi Text" w:cs="Markazi Text" w:eastAsia="Markazi Text" w:hAnsi="Markazi Text"/>
+                <w:rFonts w:ascii="Arakom" w:cs="Arakom" w:eastAsia="Arakom" w:hAnsi="Arakom"/>
                 <w:b w:val="false"/>
                 <w:bCs w:val="false"/>
                 <w:color w:val="111111"/>
@@ -10260,7 +10260,7 @@
             </w:pPr>
             <w:r>
               <w:rPr>
-                <w:rFonts w:ascii="Markazi Text" w:cs="Markazi Text" w:eastAsia="Markazi Text" w:hAnsi="Markazi Text"/>
+                <w:rFonts w:ascii="Arakom" w:cs="Arakom" w:eastAsia="Arakom" w:hAnsi="Arakom"/>
                 <w:b w:val="false"/>
                 <w:bCs w:val="false"/>
                 <w:color w:val="111111"/>
@@ -10356,7 +10356,7 @@
             </w:pPr>
             <w:r>
               <w:rPr>
-                <w:rFonts w:ascii="Markazi Text" w:cs="Markazi Text" w:eastAsia="Markazi Text" w:hAnsi="Markazi Text"/>
+                <w:rFonts w:ascii="Arakom" w:cs="Arakom" w:eastAsia="Arakom" w:hAnsi="Arakom"/>
                 <w:b w:val="false"/>
                 <w:bCs w:val="false"/>
                 <w:color w:val="111111"/>
@@ -10452,7 +10452,7 @@
             </w:pPr>
             <w:r>
               <w:rPr>
-                <w:rFonts w:ascii="Markazi Text" w:cs="Markazi Text" w:eastAsia="Markazi Text" w:hAnsi="Markazi Text"/>
+                <w:rFonts w:ascii="Arakom" w:cs="Arakom" w:eastAsia="Arakom" w:hAnsi="Arakom"/>
                 <w:b w:val="false"/>
                 <w:bCs w:val="false"/>
                 <w:color w:val="111111"/>
@@ -10548,7 +10548,7 @@
             </w:pPr>
             <w:r>
               <w:rPr>
-                <w:rFonts w:ascii="Markazi Text" w:cs="Markazi Text" w:eastAsia="Markazi Text" w:hAnsi="Markazi Text"/>
+                <w:rFonts w:ascii="Arakom" w:cs="Arakom" w:eastAsia="Arakom" w:hAnsi="Arakom"/>
                 <w:b w:val="false"/>
                 <w:bCs w:val="false"/>
                 <w:color w:val="111111"/>
@@ -10644,7 +10644,7 @@
             </w:pPr>
             <w:r>
               <w:rPr>
-                <w:rFonts w:ascii="Markazi Text" w:cs="Markazi Text" w:eastAsia="Markazi Text" w:hAnsi="Markazi Text"/>
+                <w:rFonts w:ascii="Arakom" w:cs="Arakom" w:eastAsia="Arakom" w:hAnsi="Arakom"/>
                 <w:b w:val="false"/>
                 <w:bCs w:val="false"/>
                 <w:color w:val="111111"/>
@@ -10797,7 +10797,7 @@
             </w:pPr>
             <w:r>
               <w:rPr>
-                <w:rFonts w:ascii="Markazi Text" w:cs="Markazi Text" w:eastAsia="Markazi Text" w:hAnsi="Markazi Text"/>
+                <w:rFonts w:ascii="Arakom" w:cs="Arakom" w:eastAsia="Arakom" w:hAnsi="Arakom"/>
                 <w:b w:val="false"/>
                 <w:bCs w:val="false"/>
                 <w:color w:val="111111"/>
@@ -11390,7 +11390,7 @@
             </w:pPr>
             <w:r>
               <w:rPr>
-                <w:rFonts w:ascii="Markazi Text" w:cs="Markazi Text" w:eastAsia="Markazi Text" w:hAnsi="Markazi Text"/>
+                <w:rFonts w:ascii="Arakom" w:cs="Arakom" w:eastAsia="Arakom" w:hAnsi="Arakom"/>
                 <w:b w:val="false"/>
                 <w:bCs w:val="false"/>
                 <w:color w:val="111111"/>
@@ -11408,7 +11408,7 @@
             </w:pPr>
             <w:r>
               <w:rPr>
-                <w:rFonts w:ascii="Markazi Text" w:cs="Markazi Text" w:eastAsia="Markazi Text" w:hAnsi="Markazi Text"/>
+                <w:rFonts w:ascii="Arakom" w:cs="Arakom" w:eastAsia="Arakom" w:hAnsi="Arakom"/>
                 <w:b w:val="false"/>
                 <w:bCs w:val="false"/>
                 <w:color w:val="111111"/>
@@ -11426,7 +11426,7 @@
             </w:pPr>
             <w:r>
               <w:rPr>
-                <w:rFonts w:ascii="Markazi Text" w:cs="Markazi Text" w:eastAsia="Markazi Text" w:hAnsi="Markazi Text"/>
+                <w:rFonts w:ascii="Arakom" w:cs="Arakom" w:eastAsia="Arakom" w:hAnsi="Arakom"/>
                 <w:b w:val="false"/>
                 <w:bCs w:val="false"/>
                 <w:color w:val="111111"/>
@@ -11444,7 +11444,7 @@
             </w:pPr>
             <w:r>
               <w:rPr>
-                <w:rFonts w:ascii="Markazi Text" w:cs="Markazi Text" w:eastAsia="Markazi Text" w:hAnsi="Markazi Text"/>
+                <w:rFonts w:ascii="Arakom" w:cs="Arakom" w:eastAsia="Arakom" w:hAnsi="Arakom"/>
                 <w:b w:val="false"/>
                 <w:bCs w:val="false"/>
                 <w:color w:val="111111"/>
@@ -11462,7 +11462,7 @@
             </w:pPr>
             <w:r>
               <w:rPr>
-                <w:rFonts w:ascii="Markazi Text" w:cs="Markazi Text" w:eastAsia="Markazi Text" w:hAnsi="Markazi Text"/>
+                <w:rFonts w:ascii="Arakom" w:cs="Arakom" w:eastAsia="Arakom" w:hAnsi="Arakom"/>
                 <w:b w:val="false"/>
                 <w:bCs w:val="false"/>
                 <w:color w:val="111111"/>
@@ -11525,7 +11525,7 @@
             </w:pPr>
             <w:r>
               <w:rPr>
-                <w:rFonts w:ascii="Markazi Text" w:cs="Markazi Text" w:eastAsia="Markazi Text" w:hAnsi="Markazi Text"/>
+                <w:rFonts w:ascii="Arakom" w:cs="Arakom" w:eastAsia="Arakom" w:hAnsi="Arakom"/>
                 <w:b w:val="false"/>
                 <w:bCs w:val="false"/>
                 <w:color w:val="111111"/>
@@ -11543,7 +11543,7 @@
             </w:pPr>
             <w:r>
               <w:rPr>
-                <w:rFonts w:ascii="Markazi Text" w:cs="Markazi Text" w:eastAsia="Markazi Text" w:hAnsi="Markazi Text"/>
+                <w:rFonts w:ascii="Arakom" w:cs="Arakom" w:eastAsia="Arakom" w:hAnsi="Arakom"/>
                 <w:b w:val="false"/>
                 <w:bCs w:val="false"/>
                 <w:color w:val="111111"/>
@@ -11561,7 +11561,7 @@
             </w:pPr>
             <w:r>
               <w:rPr>
-                <w:rFonts w:ascii="Markazi Text" w:cs="Markazi Text" w:eastAsia="Markazi Text" w:hAnsi="Markazi Text"/>
+                <w:rFonts w:ascii="Arakom" w:cs="Arakom" w:eastAsia="Arakom" w:hAnsi="Arakom"/>
                 <w:b w:val="false"/>
                 <w:bCs w:val="false"/>
                 <w:color w:val="111111"/>
@@ -11579,7 +11579,7 @@
             </w:pPr>
             <w:r>
               <w:rPr>
-                <w:rFonts w:ascii="Markazi Text" w:cs="Markazi Text" w:eastAsia="Markazi Text" w:hAnsi="Markazi Text"/>
+                <w:rFonts w:ascii="Arakom" w:cs="Arakom" w:eastAsia="Arakom" w:hAnsi="Arakom"/>
                 <w:b w:val="false"/>
                 <w:bCs w:val="false"/>
                 <w:color w:val="111111"/>
@@ -11597,7 +11597,7 @@
             </w:pPr>
             <w:r>
               <w:rPr>
-                <w:rFonts w:ascii="Markazi Text" w:cs="Markazi Text" w:eastAsia="Markazi Text" w:hAnsi="Markazi Text"/>
+                <w:rFonts w:ascii="Arakom" w:cs="Arakom" w:eastAsia="Arakom" w:hAnsi="Arakom"/>
                 <w:b w:val="false"/>
                 <w:bCs w:val="false"/>
                 <w:color w:val="111111"/>
